--- a/CVM/01_RESULTADO_CVM.docx
+++ b/CVM/01_RESULTADO_CVM.docx
@@ -2734,29 +2734,14 @@
           <w:b/>
           <w:sz w:val="24"/>
         </w:rPr>
-        <w:t>Primeira, e é a mais séria: a base traz a data, mas não a hora.</w:t>
+        <w:t>A primeira limitação que eu havia registrado — a falta da hora — foi RESOLVIDA.</w:t>
       </w:r>
       <w:r>
         <w:rPr>
           <w:rFonts w:ascii="Times New Roman" w:hAnsi="Times New Roman"/>
           <w:sz w:val="24"/>
         </w:rPr>
-        <w:t xml:space="preserve"> Não dá para saber se o comunicado saiu antes da abertura ou depois do fechamento. Mitiguei usando a janela do dia e do seguinte, que é a convenção da área — e a própria Resolução CVM nº 44 recomenda a divulgação fora do horário de pregão. </w:t>
-      </w:r>
-      <w:r>
-        <w:rPr>
-          <w:rFonts w:ascii="Times New Roman" w:hAnsi="Times New Roman"/>
-          <w:b/>
-          <w:sz w:val="24"/>
-        </w:rPr>
-        <w:t>A hora exata existe no documento em PDF</w:t>
-      </w:r>
-      <w:r>
-        <w:rPr>
-          <w:rFonts w:ascii="Times New Roman" w:hAnsi="Times New Roman"/>
-          <w:sz w:val="24"/>
-        </w:rPr>
-        <w:t>, e recuperá-la é trabalho futuro.</w:t>
+        <w:t xml:space="preserve"> É o assunto da Seção 8.A.</w:t>
       </w:r>
     </w:p>
     <w:p>
@@ -2856,6 +2841,1366 @@
           <w:sz w:val="24"/>
         </w:rPr>
         <w:t>, quase todos por mudança de código — Marfrig e BRF viraram MBRF3, CCR virou MOTV3. São recuperáveis.</w:t>
+      </w:r>
+    </w:p>
+    <w:p>
+      <w:pPr>
+        <w:keepNext/>
+        <w:spacing w:before="360" w:after="120"/>
+      </w:pPr>
+      <w:r>
+        <w:rPr>
+          <w:rFonts w:ascii="Times New Roman" w:hAnsi="Times New Roman"/>
+          <w:b/>
+          <w:sz w:val="24"/>
+        </w:rPr>
+        <w:t>8.A A HORA OFICIAL — A LIMITAÇÃO QUE DEIXOU DE EXISTIR</w:t>
+      </w:r>
+    </w:p>
+    <w:p>
+      <w:pPr>
+        <w:spacing w:line="360" w:lineRule="auto" w:after="120"/>
+        <w:ind w:firstLine="709"/>
+        <w:jc w:val="both"/>
+      </w:pPr>
+      <w:r>
+        <w:rPr>
+          <w:rFonts w:ascii="Times New Roman" w:hAnsi="Times New Roman"/>
+          <w:sz w:val="24"/>
+        </w:rPr>
+        <w:t xml:space="preserve">O conjunto aberto da CVM traz apenas a data. Eu havia registrado isso como a limitação mais séria, e sugerido usar o carimbo interno do arquivo PDF como aproximação. </w:t>
+      </w:r>
+      <w:r>
+        <w:rPr>
+          <w:rFonts w:ascii="Times New Roman" w:hAnsi="Times New Roman"/>
+          <w:b/>
+          <w:sz w:val="24"/>
+        </w:rPr>
+        <w:t>Foi apontado, com razão, que hora aproximada num estudo de evento é pior que hora nenhuma</w:t>
+      </w:r>
+      <w:r>
+        <w:rPr>
+          <w:rFonts w:ascii="Times New Roman" w:hAnsi="Times New Roman"/>
+          <w:sz w:val="24"/>
+        </w:rPr>
+        <w:t xml:space="preserve"> — e o que se seguiu confirmou o acerto da objeção.</w:t>
+      </w:r>
+    </w:p>
+    <w:p>
+      <w:pPr>
+        <w:keepNext/>
+        <w:spacing w:before="240" w:after="120"/>
+      </w:pPr>
+      <w:r>
+        <w:rPr>
+          <w:rFonts w:ascii="Times New Roman" w:hAnsi="Times New Roman"/>
+          <w:b/>
+          <w:sz w:val="24"/>
+        </w:rPr>
+        <w:t>8.A.1 Onde estava o dado real</w:t>
+      </w:r>
+    </w:p>
+    <w:p>
+      <w:pPr>
+        <w:spacing w:line="360" w:lineRule="auto" w:after="120"/>
+        <w:ind w:firstLine="709"/>
+        <w:jc w:val="both"/>
+      </w:pPr>
+      <w:r>
+        <w:rPr>
+          <w:rFonts w:ascii="Times New Roman" w:hAnsi="Times New Roman"/>
+          <w:sz w:val="24"/>
+        </w:rPr>
+        <w:t xml:space="preserve">Está no </w:t>
+      </w:r>
+      <w:r>
+        <w:rPr>
+          <w:rFonts w:ascii="Times New Roman" w:hAnsi="Times New Roman"/>
+          <w:b/>
+          <w:sz w:val="24"/>
+        </w:rPr>
+        <w:t>Protocolo de Entrega</w:t>
+      </w:r>
+      <w:r>
+        <w:rPr>
+          <w:rFonts w:ascii="Times New Roman" w:hAnsi="Times New Roman"/>
+          <w:sz w:val="24"/>
+        </w:rPr>
+        <w:t>, o recibo que a CVM emite para cada documento. Texto literal do recibo de um Fato Relevante da Petrobras:</w:t>
+      </w:r>
+    </w:p>
+    <w:p>
+      <w:pPr>
+        <w:spacing w:line="360" w:lineRule="auto" w:after="120"/>
+        <w:jc w:val="both"/>
+      </w:pPr>
+      <w:r>
+        <w:rPr>
+          <w:rFonts w:ascii="Times New Roman" w:hAnsi="Times New Roman"/>
+          <w:sz w:val="24"/>
+        </w:rPr>
+        <w:t xml:space="preserve">*Protocolo de Entrega — 9512 - PETRÓLEO BRASILEIRO S.A. - PETROBRAS. O documento foi entregue para CVM e B3. Tipo de Documento: Fato Relevante. </w:t>
+      </w:r>
+      <w:r>
+        <w:rPr>
+          <w:rFonts w:ascii="Times New Roman" w:hAnsi="Times New Roman"/>
+          <w:b/>
+          <w:sz w:val="24"/>
+        </w:rPr>
+        <w:t>Data da Entrega: 03/01/2018 07:20:19.</w:t>
+      </w:r>
+      <w:r>
+        <w:rPr>
+          <w:rFonts w:ascii="Times New Roman" w:hAnsi="Times New Roman"/>
+          <w:sz w:val="24"/>
+        </w:rPr>
+        <w:t>*</w:t>
+      </w:r>
+    </w:p>
+    <w:p>
+      <w:pPr>
+        <w:spacing w:line="360" w:lineRule="auto" w:after="120"/>
+        <w:ind w:firstLine="709"/>
+        <w:jc w:val="both"/>
+      </w:pPr>
+      <w:r>
+        <w:rPr>
+          <w:rFonts w:ascii="Times New Roman" w:hAnsi="Times New Roman"/>
+          <w:sz w:val="24"/>
+        </w:rPr>
+      </w:r>
+      <w:r>
+        <w:rPr>
+          <w:rFonts w:ascii="Times New Roman" w:hAnsi="Times New Roman"/>
+          <w:b/>
+          <w:sz w:val="24"/>
+        </w:rPr>
+        <w:t>Data, hora, minuto e segundo, com fé pública, e disponível inclusive para documentos de 2018.</w:t>
+      </w:r>
+      <w:r>
+        <w:rPr>
+          <w:rFonts w:ascii="Times New Roman" w:hAnsi="Times New Roman"/>
+          <w:sz w:val="24"/>
+        </w:rPr>
+        <w:t xml:space="preserve"> Colhi o recibo dos </w:t>
+      </w:r>
+      <w:r>
+        <w:rPr>
+          <w:rFonts w:ascii="Times New Roman" w:hAnsi="Times New Roman"/>
+          <w:b/>
+          <w:sz w:val="24"/>
+        </w:rPr>
+        <w:t>5.628 Fatos Relevantes</w:t>
+      </w:r>
+      <w:r>
+        <w:rPr>
+          <w:rFonts w:ascii="Times New Roman" w:hAnsi="Times New Roman"/>
+          <w:sz w:val="24"/>
+        </w:rPr>
+        <w:t>, sem uma única falha. A data do recibo coincide com a do conjunto aberto em 100% dos casos — as duas fontes se validam mutuamente.</w:t>
+      </w:r>
+    </w:p>
+    <w:p>
+      <w:pPr>
+        <w:keepNext/>
+        <w:spacing w:before="240" w:after="120"/>
+      </w:pPr>
+      <w:r>
+        <w:rPr>
+          <w:rFonts w:ascii="Times New Roman" w:hAnsi="Times New Roman"/>
+          <w:b/>
+          <w:sz w:val="24"/>
+        </w:rPr>
+        <w:t>8.A.2 Por que a aproximação teria enganado</w:t>
+      </w:r>
+    </w:p>
+    <w:p>
+      <w:pPr>
+        <w:spacing w:line="240" w:lineRule="auto" w:before="120" w:after="40"/>
+        <w:jc w:val="center"/>
+      </w:pPr>
+      <w:r>
+        <w:rPr>
+          <w:rFonts w:ascii="Times New Roman" w:hAnsi="Times New Roman"/>
+          <w:sz w:val="20"/>
+        </w:rPr>
+        <w:t>Tabela 7 – O carimbo do PDF contra o recibo oficial</w:t>
+      </w:r>
+    </w:p>
+    <w:tbl>
+      <w:tblPr>
+        <w:tblW w:type="auto" w:w="0"/>
+        <w:jc w:val="center"/>
+        <w:tblLook w:firstColumn="1" w:firstRow="1" w:lastColumn="0" w:lastRow="0" w:noHBand="0" w:noVBand="1" w:val="04A0"/>
+        <w:tblBorders>
+          <w:top w:val="single" w:sz="8" w:color="000000"/>
+          <w:bottom w:val="single" w:sz="8" w:color="000000"/>
+          <w:left w:val="none" w:sz="0"/>
+          <w:right w:val="none" w:sz="0"/>
+          <w:insideV w:val="none" w:sz="0"/>
+        </w:tblBorders>
+      </w:tblPr>
+      <w:tblGrid>
+        <w:gridCol w:w="3135"/>
+        <w:gridCol w:w="3135"/>
+        <w:gridCol w:w="3135"/>
+      </w:tblGrid>
+      <w:tr>
+        <w:tc>
+          <w:tcPr>
+            <w:tcW w:type="dxa" w:w="3135"/>
+            <w:tcBorders>
+              <w:bottom w:val="single" w:sz="8" w:color="000000"/>
+            </w:tcBorders>
+          </w:tcPr>
+          <w:p>
+            <w:pPr>
+              <w:spacing w:line="240" w:lineRule="auto" w:after="0"/>
+            </w:pPr>
+            <w:r>
+              <w:rPr>
+                <w:rFonts w:ascii="Times New Roman" w:hAnsi="Times New Roman"/>
+                <w:b/>
+                <w:sz w:val="22"/>
+              </w:rPr>
+              <w:t>Momento da divulgação</w:t>
+            </w:r>
+          </w:p>
+        </w:tc>
+        <w:tc>
+          <w:tcPr>
+            <w:tcW w:type="dxa" w:w="3135"/>
+            <w:tcBorders>
+              <w:bottom w:val="single" w:sz="8" w:color="000000"/>
+            </w:tcBorders>
+          </w:tcPr>
+          <w:p>
+            <w:pPr>
+              <w:spacing w:line="240" w:lineRule="auto" w:after="0"/>
+            </w:pPr>
+            <w:r>
+              <w:rPr>
+                <w:rFonts w:ascii="Times New Roman" w:hAnsi="Times New Roman"/>
+                <w:b/>
+                <w:sz w:val="22"/>
+              </w:rPr>
+              <w:t>Carimbo do PDF (amostra)</w:t>
+            </w:r>
+          </w:p>
+        </w:tc>
+        <w:tc>
+          <w:tcPr>
+            <w:tcW w:type="dxa" w:w="3135"/>
+            <w:tcBorders>
+              <w:bottom w:val="single" w:sz="8" w:color="000000"/>
+            </w:tcBorders>
+          </w:tcPr>
+          <w:p>
+            <w:pPr>
+              <w:spacing w:line="240" w:lineRule="auto" w:after="0"/>
+            </w:pPr>
+            <w:r>
+              <w:rPr>
+                <w:rFonts w:ascii="Times New Roman" w:hAnsi="Times New Roman"/>
+                <w:b/>
+                <w:sz w:val="22"/>
+              </w:rPr>
+              <w:t>Recibo OFICIAL</w:t>
+            </w:r>
+          </w:p>
+        </w:tc>
+      </w:tr>
+      <w:tr>
+        <w:tc>
+          <w:tcPr>
+            <w:tcW w:type="dxa" w:w="3135"/>
+          </w:tcPr>
+          <w:p>
+            <w:pPr>
+              <w:spacing w:line="240" w:lineRule="auto" w:after="0"/>
+            </w:pPr>
+            <w:r>
+              <w:rPr>
+                <w:rFonts w:ascii="Times New Roman" w:hAnsi="Times New Roman"/>
+                <w:b w:val="0"/>
+                <w:sz w:val="22"/>
+              </w:rPr>
+              <w:t>antes da abertura</w:t>
+            </w:r>
+          </w:p>
+        </w:tc>
+        <w:tc>
+          <w:tcPr>
+            <w:tcW w:type="dxa" w:w="3135"/>
+          </w:tcPr>
+          <w:p>
+            <w:pPr>
+              <w:spacing w:line="240" w:lineRule="auto" w:after="0"/>
+            </w:pPr>
+            <w:r>
+              <w:rPr>
+                <w:rFonts w:ascii="Times New Roman" w:hAnsi="Times New Roman"/>
+                <w:b w:val="0"/>
+                <w:sz w:val="22"/>
+              </w:rPr>
+              <w:t>20%</w:t>
+            </w:r>
+          </w:p>
+        </w:tc>
+        <w:tc>
+          <w:tcPr>
+            <w:tcW w:type="dxa" w:w="3135"/>
+          </w:tcPr>
+          <w:p>
+            <w:pPr>
+              <w:spacing w:line="240" w:lineRule="auto" w:after="0"/>
+            </w:pPr>
+            <w:r>
+              <w:rPr>
+                <w:rFonts w:ascii="Times New Roman" w:hAnsi="Times New Roman"/>
+                <w:b w:val="0"/>
+                <w:sz w:val="22"/>
+              </w:rPr>
+              <w:t>26,2%</w:t>
+            </w:r>
+          </w:p>
+        </w:tc>
+      </w:tr>
+      <w:tr>
+        <w:tc>
+          <w:tcPr>
+            <w:tcW w:type="dxa" w:w="3135"/>
+          </w:tcPr>
+          <w:p>
+            <w:pPr>
+              <w:spacing w:line="240" w:lineRule="auto" w:after="0"/>
+            </w:pPr>
+            <w:r>
+              <w:rPr>
+                <w:rFonts w:ascii="Times New Roman" w:hAnsi="Times New Roman"/>
+                <w:b w:val="0"/>
+                <w:sz w:val="22"/>
+              </w:rPr>
+              <w:t>com o pregão aberto</w:t>
+            </w:r>
+          </w:p>
+        </w:tc>
+        <w:tc>
+          <w:tcPr>
+            <w:tcW w:type="dxa" w:w="3135"/>
+          </w:tcPr>
+          <w:p>
+            <w:pPr>
+              <w:spacing w:line="240" w:lineRule="auto" w:after="0"/>
+            </w:pPr>
+            <w:r>
+              <w:rPr>
+                <w:rFonts w:ascii="Times New Roman" w:hAnsi="Times New Roman"/>
+                <w:b w:val="0"/>
+                <w:sz w:val="22"/>
+              </w:rPr>
+              <w:t>40%</w:t>
+            </w:r>
+          </w:p>
+        </w:tc>
+        <w:tc>
+          <w:tcPr>
+            <w:tcW w:type="dxa" w:w="3135"/>
+          </w:tcPr>
+          <w:p>
+            <w:pPr>
+              <w:spacing w:line="240" w:lineRule="auto" w:after="0"/>
+            </w:pPr>
+            <w:r>
+              <w:rPr>
+                <w:rFonts w:ascii="Times New Roman" w:hAnsi="Times New Roman"/>
+                <w:b w:val="0"/>
+                <w:sz w:val="22"/>
+              </w:rPr>
+              <w:t>5,4%</w:t>
+            </w:r>
+          </w:p>
+        </w:tc>
+      </w:tr>
+      <w:tr>
+        <w:tc>
+          <w:tcPr>
+            <w:tcW w:type="dxa" w:w="3135"/>
+          </w:tcPr>
+          <w:p>
+            <w:pPr>
+              <w:spacing w:line="240" w:lineRule="auto" w:after="0"/>
+            </w:pPr>
+            <w:r>
+              <w:rPr>
+                <w:rFonts w:ascii="Times New Roman" w:hAnsi="Times New Roman"/>
+                <w:b w:val="0"/>
+                <w:sz w:val="22"/>
+              </w:rPr>
+              <w:t>após o fechamento</w:t>
+            </w:r>
+          </w:p>
+        </w:tc>
+        <w:tc>
+          <w:tcPr>
+            <w:tcW w:type="dxa" w:w="3135"/>
+          </w:tcPr>
+          <w:p>
+            <w:pPr>
+              <w:spacing w:line="240" w:lineRule="auto" w:after="0"/>
+            </w:pPr>
+            <w:r>
+              <w:rPr>
+                <w:rFonts w:ascii="Times New Roman" w:hAnsi="Times New Roman"/>
+                <w:b w:val="0"/>
+                <w:sz w:val="22"/>
+              </w:rPr>
+              <w:t>40%</w:t>
+            </w:r>
+          </w:p>
+        </w:tc>
+        <w:tc>
+          <w:tcPr>
+            <w:tcW w:type="dxa" w:w="3135"/>
+          </w:tcPr>
+          <w:p>
+            <w:pPr>
+              <w:spacing w:line="240" w:lineRule="auto" w:after="0"/>
+            </w:pPr>
+            <w:r>
+              <w:rPr>
+                <w:rFonts w:ascii="Times New Roman" w:hAnsi="Times New Roman"/>
+                <w:b w:val="0"/>
+                <w:sz w:val="22"/>
+              </w:rPr>
+              <w:t>68,4%</w:t>
+            </w:r>
+          </w:p>
+        </w:tc>
+      </w:tr>
+    </w:tbl>
+    <w:p>
+      <w:pPr>
+        <w:spacing w:line="240" w:lineRule="auto" w:before="40" w:after="120"/>
+        <w:jc w:val="center"/>
+      </w:pPr>
+      <w:r>
+        <w:rPr>
+          <w:rFonts w:ascii="Times New Roman" w:hAnsi="Times New Roman"/>
+          <w:i w:val="0"/>
+          <w:sz w:val="20"/>
+        </w:rPr>
+        <w:t>Fonte: Elaborado pelo autor (2026).</w:t>
+      </w:r>
+    </w:p>
+    <w:p/>
+    <w:p>
+      <w:pPr>
+        <w:spacing w:line="360" w:lineRule="auto" w:after="120"/>
+        <w:ind w:firstLine="709"/>
+        <w:jc w:val="both"/>
+      </w:pPr>
+      <w:r>
+        <w:rPr>
+          <w:rFonts w:ascii="Times New Roman" w:hAnsi="Times New Roman"/>
+          <w:sz w:val="24"/>
+        </w:rPr>
+      </w:r>
+      <w:r>
+        <w:rPr>
+          <w:rFonts w:ascii="Times New Roman" w:hAnsi="Times New Roman"/>
+          <w:b/>
+          <w:sz w:val="24"/>
+        </w:rPr>
+        <w:t>O carimbo do arquivo, numa amostra de 25 documentos, sugeria que 40% das divulgações ocorriam com o pregão aberto. O dado oficial mostra 5,4%.</w:t>
+      </w:r>
+      <w:r>
+        <w:rPr>
+          <w:rFonts w:ascii="Times New Roman" w:hAnsi="Times New Roman"/>
+          <w:sz w:val="24"/>
+        </w:rPr>
+        <w:t xml:space="preserve"> Eu teria concluído que a minha janela de medição era frágil quando ela é, ao contrário, bem apoiada: </w:t>
+      </w:r>
+      <w:r>
+        <w:rPr>
+          <w:rFonts w:ascii="Times New Roman" w:hAnsi="Times New Roman"/>
+          <w:b/>
+          <w:sz w:val="24"/>
+        </w:rPr>
+        <w:t>quase 95% das divulgações — 94,6% — ocorrem fora do horário de negociação</w:t>
+      </w:r>
+      <w:r>
+        <w:rPr>
+          <w:rFonts w:ascii="Times New Roman" w:hAnsi="Times New Roman"/>
+          <w:sz w:val="24"/>
+        </w:rPr>
+        <w:t>, como a Resolução CVM nº 44 recomenda.</w:t>
+      </w:r>
+    </w:p>
+    <w:p>
+      <w:pPr>
+        <w:keepNext/>
+        <w:spacing w:before="240" w:after="120"/>
+      </w:pPr>
+      <w:r>
+        <w:rPr>
+          <w:rFonts w:ascii="Times New Roman" w:hAnsi="Times New Roman"/>
+          <w:b/>
+          <w:sz w:val="24"/>
+        </w:rPr>
+        <w:t>8.A.3 E o carimbo provou ser informativo</w:t>
+      </w:r>
+    </w:p>
+    <w:p>
+      <w:pPr>
+        <w:spacing w:line="360" w:lineRule="auto" w:after="120"/>
+        <w:ind w:firstLine="709"/>
+        <w:jc w:val="both"/>
+      </w:pPr>
+      <w:r>
+        <w:rPr>
+          <w:rFonts w:ascii="Times New Roman" w:hAnsi="Times New Roman"/>
+          <w:sz w:val="24"/>
+        </w:rPr>
+        <w:t xml:space="preserve">Registrei a previsão </w:t>
+      </w:r>
+      <w:r>
+        <w:rPr>
+          <w:rFonts w:ascii="Times New Roman" w:hAnsi="Times New Roman"/>
+          <w:b/>
+          <w:sz w:val="24"/>
+        </w:rPr>
+        <w:t>antes</w:t>
+      </w:r>
+      <w:r>
+        <w:rPr>
+          <w:rFonts w:ascii="Times New Roman" w:hAnsi="Times New Roman"/>
+          <w:sz w:val="24"/>
+        </w:rPr>
+        <w:t xml:space="preserve"> de rodar: quem divulga de manhã deve mover o preço no mesmo pregão; quem divulga à noite, só no seguinte.</w:t>
+      </w:r>
+    </w:p>
+    <w:p>
+      <w:pPr>
+        <w:spacing w:line="240" w:lineRule="auto" w:before="120" w:after="40"/>
+        <w:jc w:val="center"/>
+      </w:pPr>
+      <w:r>
+        <w:rPr>
+          <w:rFonts w:ascii="Times New Roman" w:hAnsi="Times New Roman"/>
+          <w:sz w:val="20"/>
+        </w:rPr>
+        <w:t>Tabela 8 – Em que pregão o mercado reage</w:t>
+      </w:r>
+    </w:p>
+    <w:tbl>
+      <w:tblPr>
+        <w:tblW w:type="auto" w:w="0"/>
+        <w:jc w:val="center"/>
+        <w:tblLook w:firstColumn="1" w:firstRow="1" w:lastColumn="0" w:lastRow="0" w:noHBand="0" w:noVBand="1" w:val="04A0"/>
+        <w:tblBorders>
+          <w:top w:val="single" w:sz="8" w:color="000000"/>
+          <w:bottom w:val="single" w:sz="8" w:color="000000"/>
+          <w:left w:val="none" w:sz="0"/>
+          <w:right w:val="none" w:sz="0"/>
+          <w:insideV w:val="none" w:sz="0"/>
+        </w:tblBorders>
+      </w:tblPr>
+      <w:tblGrid>
+        <w:gridCol w:w="1881"/>
+        <w:gridCol w:w="1881"/>
+        <w:gridCol w:w="1881"/>
+        <w:gridCol w:w="1881"/>
+        <w:gridCol w:w="1881"/>
+      </w:tblGrid>
+      <w:tr>
+        <w:tc>
+          <w:tcPr>
+            <w:tcW w:type="dxa" w:w="1881"/>
+            <w:tcBorders>
+              <w:bottom w:val="single" w:sz="8" w:color="000000"/>
+            </w:tcBorders>
+          </w:tcPr>
+          <w:p>
+            <w:pPr>
+              <w:spacing w:line="240" w:lineRule="auto" w:after="0"/>
+            </w:pPr>
+            <w:r>
+              <w:rPr>
+                <w:rFonts w:ascii="Times New Roman" w:hAnsi="Times New Roman"/>
+                <w:b/>
+                <w:sz w:val="22"/>
+              </w:rPr>
+              <w:t>Divulgado</w:t>
+            </w:r>
+          </w:p>
+        </w:tc>
+        <w:tc>
+          <w:tcPr>
+            <w:tcW w:type="dxa" w:w="1881"/>
+            <w:tcBorders>
+              <w:bottom w:val="single" w:sz="8" w:color="000000"/>
+            </w:tcBorders>
+          </w:tcPr>
+          <w:p>
+            <w:pPr>
+              <w:spacing w:line="240" w:lineRule="auto" w:after="0"/>
+            </w:pPr>
+            <w:r>
+              <w:rPr>
+                <w:rFonts w:ascii="Times New Roman" w:hAnsi="Times New Roman"/>
+                <w:b/>
+                <w:sz w:val="22"/>
+              </w:rPr>
+              <w:t>Casos</w:t>
+            </w:r>
+          </w:p>
+        </w:tc>
+        <w:tc>
+          <w:tcPr>
+            <w:tcW w:type="dxa" w:w="1881"/>
+            <w:tcBorders>
+              <w:bottom w:val="single" w:sz="8" w:color="000000"/>
+            </w:tcBorders>
+          </w:tcPr>
+          <w:p>
+            <w:pPr>
+              <w:spacing w:line="240" w:lineRule="auto" w:after="0"/>
+            </w:pPr>
+            <w:r>
+              <w:rPr>
+                <w:rFonts w:ascii="Times New Roman" w:hAnsi="Times New Roman"/>
+                <w:b/>
+                <w:sz w:val="22"/>
+              </w:rPr>
+              <w:t>Sacolejo em D0</w:t>
+            </w:r>
+          </w:p>
+        </w:tc>
+        <w:tc>
+          <w:tcPr>
+            <w:tcW w:type="dxa" w:w="1881"/>
+            <w:tcBorders>
+              <w:bottom w:val="single" w:sz="8" w:color="000000"/>
+            </w:tcBorders>
+          </w:tcPr>
+          <w:p>
+            <w:pPr>
+              <w:spacing w:line="240" w:lineRule="auto" w:after="0"/>
+            </w:pPr>
+            <w:r>
+              <w:rPr>
+                <w:rFonts w:ascii="Times New Roman" w:hAnsi="Times New Roman"/>
+                <w:b/>
+                <w:sz w:val="22"/>
+              </w:rPr>
+              <w:t>Sacolejo em D+1</w:t>
+            </w:r>
+          </w:p>
+        </w:tc>
+        <w:tc>
+          <w:tcPr>
+            <w:tcW w:type="dxa" w:w="1881"/>
+            <w:tcBorders>
+              <w:bottom w:val="single" w:sz="8" w:color="000000"/>
+            </w:tcBorders>
+          </w:tcPr>
+          <w:p>
+            <w:pPr>
+              <w:spacing w:line="240" w:lineRule="auto" w:after="0"/>
+            </w:pPr>
+            <w:r>
+              <w:rPr>
+                <w:rFonts w:ascii="Times New Roman" w:hAnsi="Times New Roman"/>
+                <w:b/>
+                <w:sz w:val="22"/>
+              </w:rPr>
+              <w:t>Reage em</w:t>
+            </w:r>
+          </w:p>
+        </w:tc>
+      </w:tr>
+      <w:tr>
+        <w:tc>
+          <w:tcPr>
+            <w:tcW w:type="dxa" w:w="1881"/>
+          </w:tcPr>
+          <w:p>
+            <w:pPr>
+              <w:spacing w:line="240" w:lineRule="auto" w:after="0"/>
+            </w:pPr>
+            <w:r>
+              <w:rPr>
+                <w:rFonts w:ascii="Times New Roman" w:hAnsi="Times New Roman"/>
+                <w:b w:val="0"/>
+                <w:sz w:val="22"/>
+              </w:rPr>
+              <w:t>até 09h59</w:t>
+            </w:r>
+          </w:p>
+        </w:tc>
+        <w:tc>
+          <w:tcPr>
+            <w:tcW w:type="dxa" w:w="1881"/>
+          </w:tcPr>
+          <w:p>
+            <w:pPr>
+              <w:spacing w:line="240" w:lineRule="auto" w:after="0"/>
+            </w:pPr>
+            <w:r>
+              <w:rPr>
+                <w:rFonts w:ascii="Times New Roman" w:hAnsi="Times New Roman"/>
+                <w:b w:val="0"/>
+                <w:sz w:val="22"/>
+              </w:rPr>
+              <w:t>1.145</w:t>
+            </w:r>
+          </w:p>
+        </w:tc>
+        <w:tc>
+          <w:tcPr>
+            <w:tcW w:type="dxa" w:w="1881"/>
+          </w:tcPr>
+          <w:p>
+            <w:pPr>
+              <w:spacing w:line="240" w:lineRule="auto" w:after="0"/>
+            </w:pPr>
+            <w:r>
+              <w:rPr>
+                <w:rFonts w:ascii="Times New Roman" w:hAnsi="Times New Roman"/>
+                <w:b w:val="0"/>
+                <w:sz w:val="22"/>
+              </w:rPr>
+              <w:t>1,640</w:t>
+            </w:r>
+          </w:p>
+        </w:tc>
+        <w:tc>
+          <w:tcPr>
+            <w:tcW w:type="dxa" w:w="1881"/>
+          </w:tcPr>
+          <w:p>
+            <w:pPr>
+              <w:spacing w:line="240" w:lineRule="auto" w:after="0"/>
+            </w:pPr>
+            <w:r>
+              <w:rPr>
+                <w:rFonts w:ascii="Times New Roman" w:hAnsi="Times New Roman"/>
+                <w:b w:val="0"/>
+                <w:sz w:val="22"/>
+              </w:rPr>
+              <w:t>1,180</w:t>
+            </w:r>
+          </w:p>
+        </w:tc>
+        <w:tc>
+          <w:tcPr>
+            <w:tcW w:type="dxa" w:w="1881"/>
+          </w:tcPr>
+          <w:p>
+            <w:pPr>
+              <w:spacing w:line="240" w:lineRule="auto" w:after="0"/>
+            </w:pPr>
+            <w:r>
+              <w:rPr>
+                <w:rFonts w:ascii="Times New Roman" w:hAnsi="Times New Roman"/>
+                <w:b w:val="0"/>
+                <w:sz w:val="22"/>
+              </w:rPr>
+              <w:t>D0</w:t>
+            </w:r>
+          </w:p>
+        </w:tc>
+      </w:tr>
+      <w:tr>
+        <w:tc>
+          <w:tcPr>
+            <w:tcW w:type="dxa" w:w="1881"/>
+          </w:tcPr>
+          <w:p>
+            <w:pPr>
+              <w:spacing w:line="240" w:lineRule="auto" w:after="0"/>
+            </w:pPr>
+            <w:r>
+              <w:rPr>
+                <w:rFonts w:ascii="Times New Roman" w:hAnsi="Times New Roman"/>
+                <w:b w:val="0"/>
+                <w:sz w:val="22"/>
+              </w:rPr>
+              <w:t>10h–16h59</w:t>
+            </w:r>
+          </w:p>
+        </w:tc>
+        <w:tc>
+          <w:tcPr>
+            <w:tcW w:type="dxa" w:w="1881"/>
+          </w:tcPr>
+          <w:p>
+            <w:pPr>
+              <w:spacing w:line="240" w:lineRule="auto" w:after="0"/>
+            </w:pPr>
+            <w:r>
+              <w:rPr>
+                <w:rFonts w:ascii="Times New Roman" w:hAnsi="Times New Roman"/>
+                <w:b w:val="0"/>
+                <w:sz w:val="22"/>
+              </w:rPr>
+              <w:t>239</w:t>
+            </w:r>
+          </w:p>
+        </w:tc>
+        <w:tc>
+          <w:tcPr>
+            <w:tcW w:type="dxa" w:w="1881"/>
+          </w:tcPr>
+          <w:p>
+            <w:pPr>
+              <w:spacing w:line="240" w:lineRule="auto" w:after="0"/>
+            </w:pPr>
+            <w:r>
+              <w:rPr>
+                <w:rFonts w:ascii="Times New Roman" w:hAnsi="Times New Roman"/>
+                <w:b w:val="0"/>
+                <w:sz w:val="22"/>
+              </w:rPr>
+              <w:t>2,099</w:t>
+            </w:r>
+          </w:p>
+        </w:tc>
+        <w:tc>
+          <w:tcPr>
+            <w:tcW w:type="dxa" w:w="1881"/>
+          </w:tcPr>
+          <w:p>
+            <w:pPr>
+              <w:spacing w:line="240" w:lineRule="auto" w:after="0"/>
+            </w:pPr>
+            <w:r>
+              <w:rPr>
+                <w:rFonts w:ascii="Times New Roman" w:hAnsi="Times New Roman"/>
+                <w:b w:val="0"/>
+                <w:sz w:val="22"/>
+              </w:rPr>
+              <w:t>1,546</w:t>
+            </w:r>
+          </w:p>
+        </w:tc>
+        <w:tc>
+          <w:tcPr>
+            <w:tcW w:type="dxa" w:w="1881"/>
+          </w:tcPr>
+          <w:p>
+            <w:pPr>
+              <w:spacing w:line="240" w:lineRule="auto" w:after="0"/>
+            </w:pPr>
+            <w:r>
+              <w:rPr>
+                <w:rFonts w:ascii="Times New Roman" w:hAnsi="Times New Roman"/>
+                <w:b w:val="0"/>
+                <w:sz w:val="22"/>
+              </w:rPr>
+              <w:t>D0</w:t>
+            </w:r>
+          </w:p>
+        </w:tc>
+      </w:tr>
+      <w:tr>
+        <w:tc>
+          <w:tcPr>
+            <w:tcW w:type="dxa" w:w="1881"/>
+          </w:tcPr>
+          <w:p>
+            <w:pPr>
+              <w:spacing w:line="240" w:lineRule="auto" w:after="0"/>
+            </w:pPr>
+            <w:r>
+              <w:rPr>
+                <w:rFonts w:ascii="Times New Roman" w:hAnsi="Times New Roman"/>
+                <w:b w:val="0"/>
+                <w:sz w:val="22"/>
+              </w:rPr>
+              <w:t>17h em diante</w:t>
+            </w:r>
+          </w:p>
+        </w:tc>
+        <w:tc>
+          <w:tcPr>
+            <w:tcW w:type="dxa" w:w="1881"/>
+          </w:tcPr>
+          <w:p>
+            <w:pPr>
+              <w:spacing w:line="240" w:lineRule="auto" w:after="0"/>
+            </w:pPr>
+            <w:r>
+              <w:rPr>
+                <w:rFonts w:ascii="Times New Roman" w:hAnsi="Times New Roman"/>
+                <w:b w:val="0"/>
+                <w:sz w:val="22"/>
+              </w:rPr>
+              <w:t>3.086</w:t>
+            </w:r>
+          </w:p>
+        </w:tc>
+        <w:tc>
+          <w:tcPr>
+            <w:tcW w:type="dxa" w:w="1881"/>
+          </w:tcPr>
+          <w:p>
+            <w:pPr>
+              <w:spacing w:line="240" w:lineRule="auto" w:after="0"/>
+            </w:pPr>
+            <w:r>
+              <w:rPr>
+                <w:rFonts w:ascii="Times New Roman" w:hAnsi="Times New Roman"/>
+                <w:b w:val="0"/>
+                <w:sz w:val="22"/>
+              </w:rPr>
+              <w:t>1,092</w:t>
+            </w:r>
+          </w:p>
+        </w:tc>
+        <w:tc>
+          <w:tcPr>
+            <w:tcW w:type="dxa" w:w="1881"/>
+          </w:tcPr>
+          <w:p>
+            <w:pPr>
+              <w:spacing w:line="240" w:lineRule="auto" w:after="0"/>
+            </w:pPr>
+            <w:r>
+              <w:rPr>
+                <w:rFonts w:ascii="Times New Roman" w:hAnsi="Times New Roman"/>
+                <w:b w:val="0"/>
+                <w:sz w:val="22"/>
+              </w:rPr>
+              <w:t>1,419</w:t>
+            </w:r>
+          </w:p>
+        </w:tc>
+        <w:tc>
+          <w:tcPr>
+            <w:tcW w:type="dxa" w:w="1881"/>
+          </w:tcPr>
+          <w:p>
+            <w:pPr>
+              <w:spacing w:line="240" w:lineRule="auto" w:after="0"/>
+            </w:pPr>
+            <w:r>
+              <w:rPr>
+                <w:rFonts w:ascii="Times New Roman" w:hAnsi="Times New Roman"/>
+                <w:b w:val="0"/>
+                <w:sz w:val="22"/>
+              </w:rPr>
+              <w:t>D+1</w:t>
+            </w:r>
+          </w:p>
+        </w:tc>
+      </w:tr>
+    </w:tbl>
+    <w:p>
+      <w:pPr>
+        <w:spacing w:line="240" w:lineRule="auto" w:before="40" w:after="120"/>
+        <w:jc w:val="center"/>
+      </w:pPr>
+      <w:r>
+        <w:rPr>
+          <w:rFonts w:ascii="Times New Roman" w:hAnsi="Times New Roman"/>
+          <w:i w:val="0"/>
+          <w:sz w:val="20"/>
+        </w:rPr>
+        <w:t>Fonte: Elaborado pelo autor (2026).</w:t>
+      </w:r>
+    </w:p>
+    <w:p/>
+    <w:p>
+      <w:pPr>
+        <w:spacing w:line="360" w:lineRule="auto" w:after="120"/>
+        <w:ind w:firstLine="709"/>
+        <w:jc w:val="both"/>
+      </w:pPr>
+      <w:r>
+        <w:rPr>
+          <w:rFonts w:ascii="Times New Roman" w:hAnsi="Times New Roman"/>
+          <w:sz w:val="24"/>
+        </w:rPr>
+      </w:r>
+      <w:r>
+        <w:rPr>
+          <w:rFonts w:ascii="Times New Roman" w:hAnsi="Times New Roman"/>
+          <w:b/>
+          <w:sz w:val="24"/>
+        </w:rPr>
+        <w:t>O padrão previsto apareceu inteiro.</w:t>
+      </w:r>
+      <w:r>
+        <w:rPr>
+          <w:rFonts w:ascii="Times New Roman" w:hAnsi="Times New Roman"/>
+          <w:sz w:val="24"/>
+        </w:rPr>
+        <w:t xml:space="preserve"> A diferença entre o grupo da manhã e o da noite é de 0,786, com valor-p de 3 × 10⁻²³. </w:t>
+      </w:r>
+      <w:r>
+        <w:rPr>
+          <w:rFonts w:ascii="Times New Roman" w:hAnsi="Times New Roman"/>
+          <w:b/>
+          <w:sz w:val="24"/>
+        </w:rPr>
+        <w:t>Isso prova que o carimbo é real e que o mercado reage ao momento da divulgação, não à data do calendário.</w:t>
+      </w:r>
+      <w:r>
+        <w:rPr>
+          <w:rFonts w:ascii="Times New Roman" w:hAnsi="Times New Roman"/>
+          <w:sz w:val="24"/>
+        </w:rPr>
+      </w:r>
+    </w:p>
+    <w:p>
+      <w:pPr>
+        <w:spacing w:line="360" w:lineRule="auto" w:after="120"/>
+        <w:ind w:firstLine="709"/>
+        <w:jc w:val="both"/>
+      </w:pPr>
+      <w:r>
+        <w:rPr>
+          <w:rFonts w:ascii="Times New Roman" w:hAnsi="Times New Roman"/>
+          <w:sz w:val="24"/>
+        </w:rPr>
+        <w:t xml:space="preserve">E note o grupo do meio: a notícia que sai </w:t>
+      </w:r>
+      <w:r>
+        <w:rPr>
+          <w:rFonts w:ascii="Times New Roman" w:hAnsi="Times New Roman"/>
+          <w:b/>
+          <w:sz w:val="24"/>
+        </w:rPr>
+        <w:t>com o pregão aberto</w:t>
+      </w:r>
+      <w:r>
+        <w:rPr>
+          <w:rFonts w:ascii="Times New Roman" w:hAnsi="Times New Roman"/>
+          <w:sz w:val="24"/>
+        </w:rPr>
+        <w:t xml:space="preserve"> produz o maior choque de todos, 2,099. São poucos casos — 239 —, mas é o momento em que o mercado não tem como digerir a informação aos poucos.</w:t>
+      </w:r>
+    </w:p>
+    <w:p>
+      <w:pPr>
+        <w:keepNext/>
+        <w:spacing w:before="240" w:after="120"/>
+      </w:pPr>
+      <w:r>
+        <w:rPr>
+          <w:rFonts w:ascii="Times New Roman" w:hAnsi="Times New Roman"/>
+          <w:b/>
+          <w:sz w:val="24"/>
+        </w:rPr>
+        <w:t>8.A.4 O que a hora comprou, em números</w:t>
+      </w:r>
+    </w:p>
+    <w:p>
+      <w:pPr>
+        <w:spacing w:line="360" w:lineRule="auto" w:after="120"/>
+        <w:ind w:firstLine="709"/>
+        <w:jc w:val="both"/>
+      </w:pPr>
+      <w:r>
+        <w:rPr>
+          <w:rFonts w:ascii="Times New Roman" w:hAnsi="Times New Roman"/>
+          <w:sz w:val="24"/>
+        </w:rPr>
+        <w:t xml:space="preserve">Com a hora, a janela de medição deixa de ser fixa e passa a ser </w:t>
+      </w:r>
+      <w:r>
+        <w:rPr>
+          <w:rFonts w:ascii="Times New Roman" w:hAnsi="Times New Roman"/>
+          <w:b/>
+          <w:sz w:val="24"/>
+        </w:rPr>
+        <w:t>escolhida pelo horário da divulgação</w:t>
+      </w:r>
+      <w:r>
+        <w:rPr>
+          <w:rFonts w:ascii="Times New Roman" w:hAnsi="Times New Roman"/>
+          <w:sz w:val="24"/>
+        </w:rPr>
+        <w:t xml:space="preserve"> — D0 para quem divulgou de manhã, D+1 para quem divulgou à noite:</w:t>
+      </w:r>
+    </w:p>
+    <w:p>
+      <w:pPr>
+        <w:spacing w:line="240" w:lineRule="auto" w:before="120" w:after="40"/>
+        <w:jc w:val="center"/>
+      </w:pPr>
+      <w:r>
+        <w:rPr>
+          <w:rFonts w:ascii="Times New Roman" w:hAnsi="Times New Roman"/>
+          <w:sz w:val="20"/>
+        </w:rPr>
+        <w:t>Tabela 9 – Ganho de precisão da medição</w:t>
+      </w:r>
+    </w:p>
+    <w:tbl>
+      <w:tblPr>
+        <w:tblW w:type="auto" w:w="0"/>
+        <w:jc w:val="center"/>
+        <w:tblLook w:firstColumn="1" w:firstRow="1" w:lastColumn="0" w:lastRow="0" w:noHBand="0" w:noVBand="1" w:val="04A0"/>
+        <w:tblBorders>
+          <w:top w:val="single" w:sz="8" w:color="000000"/>
+          <w:bottom w:val="single" w:sz="8" w:color="000000"/>
+          <w:left w:val="none" w:sz="0"/>
+          <w:right w:val="none" w:sz="0"/>
+          <w:insideV w:val="none" w:sz="0"/>
+        </w:tblBorders>
+      </w:tblPr>
+      <w:tblGrid>
+        <w:gridCol w:w="4702"/>
+        <w:gridCol w:w="4702"/>
+      </w:tblGrid>
+      <w:tr>
+        <w:tc>
+          <w:tcPr>
+            <w:tcW w:type="dxa" w:w="4702"/>
+            <w:tcBorders>
+              <w:bottom w:val="single" w:sz="8" w:color="000000"/>
+            </w:tcBorders>
+          </w:tcPr>
+          <w:p>
+            <w:pPr>
+              <w:spacing w:line="240" w:lineRule="auto" w:after="0"/>
+            </w:pPr>
+            <w:r>
+              <w:rPr>
+                <w:rFonts w:ascii="Times New Roman" w:hAnsi="Times New Roman"/>
+                <w:b/>
+                <w:sz w:val="22"/>
+              </w:rPr>
+              <w:t>Janela</w:t>
+            </w:r>
+          </w:p>
+        </w:tc>
+        <w:tc>
+          <w:tcPr>
+            <w:tcW w:type="dxa" w:w="4702"/>
+            <w:tcBorders>
+              <w:bottom w:val="single" w:sz="8" w:color="000000"/>
+            </w:tcBorders>
+          </w:tcPr>
+          <w:p>
+            <w:pPr>
+              <w:spacing w:line="240" w:lineRule="auto" w:after="0"/>
+            </w:pPr>
+            <w:r>
+              <w:rPr>
+                <w:rFonts w:ascii="Times New Roman" w:hAnsi="Times New Roman"/>
+                <w:b/>
+                <w:sz w:val="22"/>
+              </w:rPr>
+              <w:t>Sacolejo medido</w:t>
+            </w:r>
+          </w:p>
+        </w:tc>
+      </w:tr>
+      <w:tr>
+        <w:tc>
+          <w:tcPr>
+            <w:tcW w:type="dxa" w:w="4702"/>
+          </w:tcPr>
+          <w:p>
+            <w:pPr>
+              <w:spacing w:line="240" w:lineRule="auto" w:after="0"/>
+            </w:pPr>
+            <w:r>
+              <w:rPr>
+                <w:rFonts w:ascii="Times New Roman" w:hAnsi="Times New Roman"/>
+                <w:b w:val="0"/>
+                <w:sz w:val="22"/>
+              </w:rPr>
+              <w:t>fixa [0,+1] — o que eu usava</w:t>
+            </w:r>
+          </w:p>
+        </w:tc>
+        <w:tc>
+          <w:tcPr>
+            <w:tcW w:type="dxa" w:w="4702"/>
+          </w:tcPr>
+          <w:p>
+            <w:pPr>
+              <w:spacing w:line="240" w:lineRule="auto" w:after="0"/>
+            </w:pPr>
+            <w:r>
+              <w:rPr>
+                <w:rFonts w:ascii="Times New Roman" w:hAnsi="Times New Roman"/>
+                <w:b w:val="0"/>
+                <w:sz w:val="22"/>
+              </w:rPr>
+              <w:t>1,325</w:t>
+            </w:r>
+          </w:p>
+        </w:tc>
+      </w:tr>
+      <w:tr>
+        <w:tc>
+          <w:tcPr>
+            <w:tcW w:type="dxa" w:w="4702"/>
+          </w:tcPr>
+          <w:p>
+            <w:pPr>
+              <w:spacing w:line="240" w:lineRule="auto" w:after="0"/>
+            </w:pPr>
+            <w:r>
+              <w:rPr>
+                <w:rFonts w:ascii="Times New Roman" w:hAnsi="Times New Roman"/>
+                <w:b w:val="0"/>
+                <w:sz w:val="22"/>
+              </w:rPr>
+              <w:t>condicional ao horário oficial</w:t>
+            </w:r>
+          </w:p>
+        </w:tc>
+        <w:tc>
+          <w:tcPr>
+            <w:tcW w:type="dxa" w:w="4702"/>
+          </w:tcPr>
+          <w:p>
+            <w:pPr>
+              <w:spacing w:line="240" w:lineRule="auto" w:after="0"/>
+            </w:pPr>
+            <w:r>
+              <w:rPr>
+                <w:rFonts w:ascii="Times New Roman" w:hAnsi="Times New Roman"/>
+                <w:b w:val="0"/>
+                <w:sz w:val="22"/>
+              </w:rPr>
+              <w:t>1,540</w:t>
+            </w:r>
+          </w:p>
+        </w:tc>
+      </w:tr>
+      <w:tr>
+        <w:tc>
+          <w:tcPr>
+            <w:tcW w:type="dxa" w:w="4702"/>
+          </w:tcPr>
+          <w:p>
+            <w:pPr>
+              <w:spacing w:line="240" w:lineRule="auto" w:after="0"/>
+            </w:pPr>
+            <w:r>
+              <w:rPr>
+                <w:rFonts w:ascii="Times New Roman" w:hAnsi="Times New Roman"/>
+                <w:b w:val="0"/>
+                <w:sz w:val="22"/>
+              </w:rPr>
+              <w:t>ganho</w:t>
+            </w:r>
+          </w:p>
+        </w:tc>
+        <w:tc>
+          <w:tcPr>
+            <w:tcW w:type="dxa" w:w="4702"/>
+          </w:tcPr>
+          <w:p>
+            <w:pPr>
+              <w:spacing w:line="240" w:lineRule="auto" w:after="0"/>
+            </w:pPr>
+            <w:r>
+              <w:rPr>
+                <w:rFonts w:ascii="Times New Roman" w:hAnsi="Times New Roman"/>
+                <w:b w:val="0"/>
+                <w:sz w:val="22"/>
+              </w:rPr>
+              <w:t>+16,2%  (p = 1,2 × 10⁻³⁷)</w:t>
+            </w:r>
+          </w:p>
+        </w:tc>
+      </w:tr>
+    </w:tbl>
+    <w:p>
+      <w:pPr>
+        <w:spacing w:line="240" w:lineRule="auto" w:before="40" w:after="120"/>
+        <w:jc w:val="center"/>
+      </w:pPr>
+      <w:r>
+        <w:rPr>
+          <w:rFonts w:ascii="Times New Roman" w:hAnsi="Times New Roman"/>
+          <w:i w:val="0"/>
+          <w:sz w:val="20"/>
+        </w:rPr>
+        <w:t>Fonte: Elaborado pelo autor (2026).</w:t>
+      </w:r>
+    </w:p>
+    <w:p/>
+    <w:p>
+      <w:pPr>
+        <w:spacing w:line="360" w:lineRule="auto" w:after="120"/>
+        <w:ind w:firstLine="709"/>
+        <w:jc w:val="both"/>
+      </w:pPr>
+      <w:r>
+        <w:rPr>
+          <w:rFonts w:ascii="Times New Roman" w:hAnsi="Times New Roman"/>
+          <w:sz w:val="24"/>
+        </w:rPr>
+      </w:r>
+      <w:r>
+        <w:rPr>
+          <w:rFonts w:ascii="Times New Roman" w:hAnsi="Times New Roman"/>
+          <w:b/>
+          <w:sz w:val="24"/>
+        </w:rPr>
+        <w:t>E o achado principal sobrevive à medição melhor — na verdade, fica mais nítido.</w:t>
+      </w:r>
+      <w:r>
+        <w:rPr>
+          <w:rFonts w:ascii="Times New Roman" w:hAnsi="Times New Roman"/>
+          <w:sz w:val="24"/>
+        </w:rPr>
+        <w:t xml:space="preserve"> Com a janela correta, a mediana continua em </w:t>
+      </w:r>
+      <w:r>
+        <w:rPr>
+          <w:rFonts w:ascii="Times New Roman" w:hAnsi="Times New Roman"/>
+          <w:b/>
+          <w:sz w:val="24"/>
+        </w:rPr>
+        <w:t>0,996</w:t>
+      </w:r>
+      <w:r>
+        <w:rPr>
+          <w:rFonts w:ascii="Times New Roman" w:hAnsi="Times New Roman"/>
+          <w:sz w:val="24"/>
+        </w:rPr>
+        <w:t xml:space="preserve"> — o Fato Relevante típico segue mexendo o preço como um dia comum —, enquanto o percentil 99 sobe para </w:t>
+      </w:r>
+      <w:r>
+        <w:rPr>
+          <w:rFonts w:ascii="Times New Roman" w:hAnsi="Times New Roman"/>
+          <w:b/>
+          <w:sz w:val="24"/>
+        </w:rPr>
+        <w:t>9,301</w:t>
+      </w:r>
+      <w:r>
+        <w:rPr>
+          <w:rFonts w:ascii="Times New Roman" w:hAnsi="Times New Roman"/>
+          <w:sz w:val="24"/>
+        </w:rPr>
+        <w:t xml:space="preserve">. </w:t>
+      </w:r>
+      <w:r>
+        <w:rPr>
+          <w:rFonts w:ascii="Times New Roman" w:hAnsi="Times New Roman"/>
+          <w:b/>
+          <w:sz w:val="24"/>
+        </w:rPr>
+        <w:t>Medir melhor não elevou o caso típico: afiou a cauda.</w:t>
+      </w:r>
+      <w:r>
+        <w:rPr>
+          <w:rFonts w:ascii="Times New Roman" w:hAnsi="Times New Roman"/>
+          <w:sz w:val="24"/>
+        </w:rPr>
+        <w:t xml:space="preserve"> O efeito de cauda não era defeito de medição.</w:t>
       </w:r>
     </w:p>
     <w:p>

--- a/CVM/01_RESULTADO_CVM.docx
+++ b/CVM/01_RESULTADO_CVM.docx
@@ -169,7 +169,7 @@
           <w:rFonts w:ascii="Times New Roman" w:hAnsi="Times New Roman"/>
           <w:sz w:val="24"/>
         </w:rPr>
-        <w:t xml:space="preserve">. Ou seja, é o próprio regulador declarando que aquilo é relevante. Lembro que </w:t>
+        <w:t xml:space="preserve">. Lembro que </w:t>
       </w:r>
       <w:r>
         <w:rPr>
@@ -185,6 +185,163 @@
           <w:sz w:val="24"/>
         </w:rPr>
         <w:t xml:space="preserve"> — e aqui a relevância vem pronta e com força de lei.</w:t>
+      </w:r>
+    </w:p>
+    <w:p>
+      <w:pPr>
+        <w:spacing w:line="360" w:lineRule="auto" w:after="120"/>
+        <w:ind w:firstLine="709"/>
+        <w:jc w:val="both"/>
+      </w:pPr>
+      <w:r>
+        <w:rPr>
+          <w:rFonts w:ascii="Times New Roman" w:hAnsi="Times New Roman"/>
+          <w:sz w:val="24"/>
+        </w:rPr>
+      </w:r>
+      <w:r>
+        <w:rPr>
+          <w:rFonts w:ascii="Times New Roman" w:hAnsi="Times New Roman"/>
+          <w:b/>
+          <w:sz w:val="24"/>
+        </w:rPr>
+        <w:t>E é preciso ser exato sobre quem classifica, porque a banca vai perguntar. Não fui eu.</w:t>
+      </w:r>
+      <w:r>
+        <w:rPr>
+          <w:rFonts w:ascii="Times New Roman" w:hAnsi="Times New Roman"/>
+          <w:sz w:val="24"/>
+        </w:rPr>
+        <w:t xml:space="preserve"> O campo `Categoria` vem pronto no arquivo da CVM; o meu código apenas seleciona duas categorias entre as vinte existentes. </w:t>
+      </w:r>
+      <w:r>
+        <w:rPr>
+          <w:rFonts w:ascii="Times New Roman" w:hAnsi="Times New Roman"/>
+          <w:b/>
+          <w:sz w:val="24"/>
+        </w:rPr>
+        <w:t>Mas também não é o regulador que classifica: é a própria companhia.</w:t>
+      </w:r>
+      <w:r>
+        <w:rPr>
+          <w:rFonts w:ascii="Times New Roman" w:hAnsi="Times New Roman"/>
+          <w:sz w:val="24"/>
+        </w:rPr>
+        <w:t xml:space="preserve"> Pela Resolução CVM nº 44, o Diretor de Relações com Investidores é o responsável pela divulgação, e é ele quem enquadra o documento na categoria ao protocolar. A CVM define a regra, fiscaliza e pode sancionar — a classificação inicial, porém, é </w:t>
+      </w:r>
+      <w:r>
+        <w:rPr>
+          <w:rFonts w:ascii="Times New Roman" w:hAnsi="Times New Roman"/>
+          <w:b/>
+          <w:sz w:val="24"/>
+        </w:rPr>
+        <w:t>autodeclaração da companhia sob obrigação legal</w:t>
+      </w:r>
+      <w:r>
+        <w:rPr>
+          <w:rFonts w:ascii="Times New Roman" w:hAnsi="Times New Roman"/>
+          <w:sz w:val="24"/>
+        </w:rPr>
+        <w:t>.</w:t>
+      </w:r>
+    </w:p>
+    <w:p>
+      <w:pPr>
+        <w:spacing w:line="360" w:lineRule="auto" w:after="120"/>
+        <w:ind w:firstLine="709"/>
+        <w:jc w:val="both"/>
+      </w:pPr>
+      <w:r>
+        <w:rPr>
+          <w:rFonts w:ascii="Times New Roman" w:hAnsi="Times New Roman"/>
+          <w:sz w:val="24"/>
+        </w:rPr>
+      </w:r>
+      <w:r>
+        <w:rPr>
+          <w:rFonts w:ascii="Times New Roman" w:hAnsi="Times New Roman"/>
+          <w:b/>
+          <w:sz w:val="24"/>
+        </w:rPr>
+        <w:t>A favor disso:</w:t>
+      </w:r>
+      <w:r>
+        <w:rPr>
+          <w:rFonts w:ascii="Times New Roman" w:hAnsi="Times New Roman"/>
+          <w:sz w:val="24"/>
+        </w:rPr>
+        <w:t xml:space="preserve"> é muito mais forte que um rótulo meu. Quem classifica é quem tem mais informação sobre o fato, e responde legalmente pelo enquadramento. </w:t>
+      </w:r>
+      <w:r>
+        <w:rPr>
+          <w:rFonts w:ascii="Times New Roman" w:hAnsi="Times New Roman"/>
+          <w:b/>
+          <w:sz w:val="24"/>
+        </w:rPr>
+        <w:t>Contra, e convém declarar:</w:t>
+      </w:r>
+      <w:r>
+        <w:rPr>
+          <w:rFonts w:ascii="Times New Roman" w:hAnsi="Times New Roman"/>
+          <w:sz w:val="24"/>
+        </w:rPr>
+        <w:t xml:space="preserve"> sendo autodeclaração, há risco de viés de seleção — uma companhia pode enquadrar como Comunicado ao Mercado algo que preferiria não destacar. </w:t>
+      </w:r>
+      <w:r>
+        <w:rPr>
+          <w:rFonts w:ascii="Times New Roman" w:hAnsi="Times New Roman"/>
+          <w:b/>
+          <w:sz w:val="24"/>
+        </w:rPr>
+        <w:t>A fronteira entre os dois grupos não é perfeitamente limpa.</w:t>
+      </w:r>
+      <w:r>
+        <w:rPr>
+          <w:rFonts w:ascii="Times New Roman" w:hAnsi="Times New Roman"/>
+          <w:sz w:val="24"/>
+        </w:rPr>
+      </w:r>
+    </w:p>
+    <w:p>
+      <w:pPr>
+        <w:spacing w:line="360" w:lineRule="auto" w:after="120"/>
+        <w:ind w:firstLine="709"/>
+        <w:jc w:val="both"/>
+      </w:pPr>
+      <w:r>
+        <w:rPr>
+          <w:rFonts w:ascii="Times New Roman" w:hAnsi="Times New Roman"/>
+          <w:sz w:val="24"/>
+        </w:rPr>
+      </w:r>
+      <w:r>
+        <w:rPr>
+          <w:rFonts w:ascii="Times New Roman" w:hAnsi="Times New Roman"/>
+          <w:b/>
+          <w:sz w:val="24"/>
+        </w:rPr>
+        <w:t>E esse embaçamento reforça o resultado da Seção 6, em vez de enfraquecê-lo:</w:t>
+      </w:r>
+      <w:r>
+        <w:rPr>
+          <w:rFonts w:ascii="Times New Roman" w:hAnsi="Times New Roman"/>
+          <w:sz w:val="24"/>
+        </w:rPr>
+        <w:t xml:space="preserve"> se, mesmo com grupos imperfeitamente separados pela autodeclaração, o Fato Relevante ainda mexe mais que o Comunicado ao Mercado com valor-p de 4,4 × 10⁻¹⁰, </w:t>
+      </w:r>
+      <w:r>
+        <w:rPr>
+          <w:rFonts w:ascii="Times New Roman" w:hAnsi="Times New Roman"/>
+          <w:b/>
+          <w:sz w:val="24"/>
+        </w:rPr>
+        <w:t>é razoável supor que a diferença real seja ainda maior.</w:t>
+      </w:r>
+      <w:r>
+        <w:rPr>
+          <w:rFonts w:ascii="Times New Roman" w:hAnsi="Times New Roman"/>
+          <w:sz w:val="24"/>
+        </w:rPr>
       </w:r>
     </w:p>
     <w:p>
